--- a/pr-preview/pr-169/model-validation-handout-tracked-changes.docx
+++ b/pr-preview/pr-169/model-validation-handout-tracked-changes.docx
@@ -26,7 +26,7 @@
       </w:pPr>
       <w:ins w:id="2" w:author="PR Preview" w:date="2026-01-01T00:00:00Z">
         <w:r>
-          <w:t xml:space="preserve">Last modified: 2026-10-14 18:19:44 (PDT)</w:t>
+          <w:t xml:space="preserve">Last modified: 2026-10-14 19:15:41 (PDT)</w:t>
         </w:r>
       </w:ins>
     </w:p>
@@ -1540,7 +1540,10 @@
           </m:e>
           <m:sub>
             <m:r>
-              <m:t>0</m:t>
+              <m:rPr>
+                <m:sty m:val="p"/>
+              </m:rPr>
+              <m:t>*</m:t>
             </m:r>
           </m:sub>
         </m:sSub>
@@ -1558,7 +1561,10 @@
           </m:e>
           <m:sub>
             <m:r>
-              <m:t>0</m:t>
+              <m:rPr>
+                <m:sty m:val="p"/>
+              </m:rPr>
+              <m:t>*</m:t>
             </m:r>
           </m:sub>
         </m:sSub>
@@ -1756,7 +1762,10 @@
                         </m:e>
                         <m:sub>
                           <m:r>
-                            <m:t>0</m:t>
+                            <m:rPr>
+                              <m:sty m:val="p"/>
+                            </m:rPr>
+                            <m:t>*</m:t>
                           </m:r>
                         </m:sub>
                       </m:sSub>
@@ -1780,7 +1789,10 @@
                         </m:e>
                         <m:sub>
                           <m:r>
-                            <m:t>0</m:t>
+                            <m:rPr>
+                              <m:sty m:val="p"/>
+                            </m:rPr>
+                            <m:t>*</m:t>
                           </m:r>
                         </m:sub>
                       </m:sSub>
@@ -2214,7 +2226,10 @@
                 </m:e>
                 <m:sub>
                   <m:r>
-                    <m:t>0</m:t>
+                    <m:rPr>
+                      <m:sty m:val="p"/>
+                    </m:rPr>
+                    <m:t>*</m:t>
                   </m:r>
                   <m:r>
                     <m:rPr>
@@ -2241,7 +2256,10 @@
                 </m:e>
                 <m:sub>
                   <m:r>
-                    <m:t>0</m:t>
+                    <m:rPr>
+                      <m:sty m:val="p"/>
+                    </m:rPr>
+                    <m:t>*</m:t>
                   </m:r>
                   <m:r>
                     <m:rPr>
@@ -2292,7 +2310,10 @@
                 </m:e>
                 <m:sub>
                   <m:r>
-                    <m:t>0</m:t>
+                    <m:rPr>
+                      <m:sty m:val="p"/>
+                    </m:rPr>
+                    <m:t>*</m:t>
                   </m:r>
                   <m:r>
                     <m:rPr>
@@ -2319,7 +2340,10 @@
                 </m:e>
                 <m:sub>
                   <m:r>
-                    <m:t>0</m:t>
+                    <m:rPr>
+                      <m:sty m:val="p"/>
+                    </m:rPr>
+                    <m:t>*</m:t>
                   </m:r>
                   <m:r>
                     <m:rPr>
@@ -5057,7 +5081,10 @@
           </m:e>
           <m:sub>
             <m:r>
-              <m:t>0</m:t>
+              <m:rPr>
+                <m:sty m:val="p"/>
+              </m:rPr>
+              <m:t>*</m:t>
             </m:r>
           </m:sub>
         </m:sSub>
@@ -5075,7 +5102,10 @@
           </m:e>
           <m:sub>
             <m:r>
-              <m:t>0</m:t>
+              <m:rPr>
+                <m:sty m:val="p"/>
+              </m:rPr>
+              <m:t>*</m:t>
             </m:r>
           </m:sub>
         </m:sSub>
@@ -5374,7 +5404,10 @@
           </m:e>
           <m:sub>
             <m:r>
-              <m:t>0</m:t>
+              <m:rPr>
+                <m:sty m:val="p"/>
+              </m:rPr>
+              <m:t>*</m:t>
             </m:r>
           </m:sub>
         </m:sSub>
@@ -5392,7 +5425,10 @@
           </m:e>
           <m:sub>
             <m:r>
-              <m:t>0</m:t>
+              <m:rPr>
+                <m:sty m:val="p"/>
+              </m:rPr>
+              <m:t>*</m:t>
             </m:r>
           </m:sub>
         </m:sSub>
@@ -5522,7 +5558,10 @@
                         </m:e>
                         <m:sub>
                           <m:r>
-                            <m:t>0</m:t>
+                            <m:rPr>
+                              <m:sty m:val="p"/>
+                            </m:rPr>
+                            <m:t>*</m:t>
                           </m:r>
                         </m:sub>
                       </m:sSub>
@@ -5546,7 +5585,10 @@
                         </m:e>
                         <m:sub>
                           <m:r>
-                            <m:t>0</m:t>
+                            <m:rPr>
+                              <m:sty m:val="p"/>
+                            </m:rPr>
+                            <m:t>*</m:t>
                           </m:r>
                         </m:sub>
                       </m:sSub>
@@ -5657,7 +5699,10 @@
           </m:e>
           <m:sub>
             <m:r>
-              <m:t>0</m:t>
+              <m:rPr>
+                <m:sty m:val="p"/>
+              </m:rPr>
+              <m:t>*</m:t>
             </m:r>
           </m:sub>
         </m:sSub>
@@ -5675,7 +5720,10 @@
           </m:e>
           <m:sub>
             <m:r>
-              <m:t>0</m:t>
+              <m:rPr>
+                <m:sty m:val="p"/>
+              </m:rPr>
+              <m:t>*</m:t>
             </m:r>
           </m:sub>
         </m:sSub>
@@ -6944,7 +6992,10 @@
           </m:e>
           <m:sub>
             <m:r>
-              <m:t>0</m:t>
+              <m:rPr>
+                <m:sty m:val="p"/>
+              </m:rPr>
+              <m:t>*</m:t>
             </m:r>
           </m:sub>
         </m:sSub>
@@ -6967,7 +7018,10 @@
           </m:e>
           <m:sub>
             <m:r>
-              <m:t>0</m:t>
+              <m:rPr>
+                <m:sty m:val="p"/>
+              </m:rPr>
+              <m:t>*</m:t>
             </m:r>
           </m:sub>
         </m:sSub>
@@ -7070,7 +7124,10 @@
           </m:e>
           <m:sub>
             <m:r>
-              <m:t>0</m:t>
+              <m:rPr>
+                <m:sty m:val="p"/>
+              </m:rPr>
+              <m:t>*</m:t>
             </m:r>
           </m:sub>
         </m:sSub>
@@ -7088,7 +7145,10 @@
           </m:e>
           <m:sub>
             <m:r>
-              <m:t>0</m:t>
+              <m:rPr>
+                <m:sty m:val="p"/>
+              </m:rPr>
+              <m:t>*</m:t>
             </m:r>
           </m:sub>
         </m:sSub>
@@ -7120,7 +7180,10 @@
           </m:e>
           <m:sub>
             <m:r>
-              <m:t>0</m:t>
+              <m:rPr>
+                <m:sty m:val="p"/>
+              </m:rPr>
+              <m:t>*</m:t>
             </m:r>
           </m:sub>
         </m:sSub>
@@ -7289,7 +7352,10 @@
                         </m:e>
                         <m:sub>
                           <m:r>
-                            <m:t>0</m:t>
+                            <m:rPr>
+                              <m:sty m:val="p"/>
+                            </m:rPr>
+                            <m:t>*</m:t>
                           </m:r>
                         </m:sub>
                       </m:sSub>
@@ -7319,7 +7385,10 @@
                 </m:e>
                 <m:sub>
                   <m:r>
-                    <m:t>0</m:t>
+                    <m:rPr>
+                      <m:sty m:val="p"/>
+                    </m:rPr>
+                    <m:t>*</m:t>
                   </m:r>
                 </m:sub>
               </m:sSub>
@@ -7655,7 +7724,10 @@
           </m:e>
           <m:sub>
             <m:r>
-              <m:t>0</m:t>
+              <m:rPr>
+                <m:sty m:val="p"/>
+              </m:rPr>
+              <m:t>*</m:t>
             </m:r>
           </m:sub>
         </m:sSub>
@@ -7673,7 +7745,10 @@
           </m:e>
           <m:sub>
             <m:r>
-              <m:t>0</m:t>
+              <m:rPr>
+                <m:sty m:val="p"/>
+              </m:rPr>
+              <m:t>*</m:t>
             </m:r>
           </m:sub>
         </m:sSub>
@@ -7750,7 +7825,10 @@
           </m:e>
           <m:sub>
             <m:r>
-              <m:t>0</m:t>
+              <m:rPr>
+                <m:sty m:val="p"/>
+              </m:rPr>
+              <m:t>*</m:t>
             </m:r>
           </m:sub>
         </m:sSub>
@@ -7864,7 +7942,10 @@
                     </m:e>
                     <m:sub>
                       <m:r>
-                        <m:t>0</m:t>
+                        <m:rPr>
+                          <m:sty m:val="p"/>
+                        </m:rPr>
+                        <m:t>*</m:t>
                       </m:r>
                     </m:sub>
                   </m:sSub>
@@ -8118,7 +8199,10 @@
                                 </m:e>
                                 <m:sub>
                                   <m:r>
-                                    <m:t>0</m:t>
+                                    <m:rPr>
+                                      <m:sty m:val="p"/>
+                                    </m:rPr>
+                                    <m:t>*</m:t>
                                   </m:r>
                                 </m:sub>
                               </m:sSub>
@@ -8142,7 +8226,10 @@
                                 </m:e>
                                 <m:sub>
                                   <m:r>
-                                    <m:t>0</m:t>
+                                    <m:rPr>
+                                      <m:sty m:val="p"/>
+                                    </m:rPr>
+                                    <m:t>*</m:t>
                                   </m:r>
                                 </m:sub>
                               </m:sSub>
@@ -8290,7 +8377,10 @@
                                     </m:e>
                                     <m:sub>
                                       <m:r>
-                                        <m:t>0</m:t>
+                                        <m:rPr>
+                                          <m:sty m:val="p"/>
+                                        </m:rPr>
+                                        <m:t>*</m:t>
                                       </m:r>
                                     </m:sub>
                                   </m:sSub>
@@ -8339,7 +8429,10 @@
                                 </m:e>
                                 <m:sub>
                                   <m:r>
-                                    <m:t>0</m:t>
+                                    <m:rPr>
+                                      <m:sty m:val="p"/>
+                                    </m:rPr>
+                                    <m:t>*</m:t>
                                   </m:r>
                                 </m:sub>
                               </m:sSub>
@@ -8470,7 +8563,10 @@
                                 </m:e>
                                 <m:sub>
                                   <m:r>
-                                    <m:t>0</m:t>
+                                    <m:rPr>
+                                      <m:sty m:val="p"/>
+                                    </m:rPr>
+                                    <m:t>*</m:t>
                                   </m:r>
                                 </m:sub>
                               </m:sSub>
@@ -8519,7 +8615,10 @@
                             </m:e>
                             <m:sub>
                               <m:r>
-                                <m:t>0</m:t>
+                                <m:rPr>
+                                  <m:sty m:val="p"/>
+                                </m:rPr>
+                                <m:t>*</m:t>
                               </m:r>
                             </m:sub>
                           </m:sSub>
@@ -8636,7 +8735,10 @@
                                     </m:e>
                                     <m:sub>
                                       <m:r>
-                                        <m:t>0</m:t>
+                                        <m:rPr>
+                                          <m:sty m:val="p"/>
+                                        </m:rPr>
+                                        <m:t>*</m:t>
                                       </m:r>
                                     </m:sub>
                                   </m:sSub>
@@ -8685,7 +8787,10 @@
                                 </m:e>
                                 <m:sub>
                                   <m:r>
-                                    <m:t>0</m:t>
+                                    <m:rPr>
+                                      <m:sty m:val="p"/>
+                                    </m:rPr>
+                                    <m:t>*</m:t>
                                   </m:r>
                                 </m:sub>
                               </m:sSub>
@@ -8715,7 +8820,10 @@
                         </m:e>
                         <m:sub>
                           <m:r>
-                            <m:t>0</m:t>
+                            <m:rPr>
+                              <m:sty m:val="p"/>
+                            </m:rPr>
+                            <m:t>*</m:t>
                           </m:r>
                         </m:sub>
                       </m:sSub>
@@ -8812,7 +8920,10 @@
                         </m:e>
                         <m:sub>
                           <m:r>
-                            <m:t>0</m:t>
+                            <m:rPr>
+                              <m:sty m:val="p"/>
+                            </m:rPr>
+                            <m:t>*</m:t>
                           </m:r>
                         </m:sub>
                       </m:sSub>
@@ -8968,7 +9079,10 @@
           </m:e>
           <m:sub>
             <m:r>
-              <m:t>0</m:t>
+              <m:rPr>
+                <m:sty m:val="p"/>
+              </m:rPr>
+              <m:t>*</m:t>
             </m:r>
           </m:sub>
         </m:sSub>
@@ -9006,7 +9120,10 @@
               </m:e>
               <m:sub>
                 <m:r>
-                  <m:t>0</m:t>
+                  <m:rPr>
+                    <m:sty m:val="p"/>
+                  </m:rPr>
+                  <m:t>*</m:t>
                 </m:r>
               </m:sub>
             </m:sSub>
@@ -9126,7 +9243,10 @@
           </m:e>
           <m:sub>
             <m:r>
-              <m:t>0</m:t>
+              <m:rPr>
+                <m:sty m:val="p"/>
+              </m:rPr>
+              <m:t>*</m:t>
             </m:r>
           </m:sub>
         </m:sSub>
@@ -9189,7 +9309,10 @@
           </m:e>
           <m:sub>
             <m:r>
-              <m:t>0</m:t>
+              <m:rPr>
+                <m:sty m:val="p"/>
+              </m:rPr>
+              <m:t>*</m:t>
             </m:r>
           </m:sub>
         </m:sSub>
@@ -9207,7 +9330,10 @@
           </m:e>
           <m:sub>
             <m:r>
-              <m:t>0</m:t>
+              <m:rPr>
+                <m:sty m:val="p"/>
+              </m:rPr>
+              <m:t>*</m:t>
             </m:r>
           </m:sub>
         </m:sSub>
@@ -9239,7 +9365,10 @@
           </m:e>
           <m:sub>
             <m:r>
-              <m:t>0</m:t>
+              <m:rPr>
+                <m:sty m:val="p"/>
+              </m:rPr>
+              <m:t>*</m:t>
             </m:r>
           </m:sub>
         </m:sSub>
@@ -9390,7 +9519,10 @@
           </m:e>
           <m:sub>
             <m:r>
-              <m:t>0</m:t>
+              <m:rPr>
+                <m:sty m:val="p"/>
+              </m:rPr>
+              <m:t>*</m:t>
             </m:r>
           </m:sub>
         </m:sSub>
@@ -9408,7 +9540,10 @@
           </m:e>
           <m:sub>
             <m:r>
-              <m:t>0</m:t>
+              <m:rPr>
+                <m:sty m:val="p"/>
+              </m:rPr>
+              <m:t>*</m:t>
             </m:r>
           </m:sub>
         </m:sSub>
@@ -9510,7 +9645,10 @@
           </m:e>
           <m:sub>
             <m:r>
-              <m:t>0</m:t>
+              <m:rPr>
+                <m:sty m:val="p"/>
+              </m:rPr>
+              <m:t>*</m:t>
             </m:r>
           </m:sub>
         </m:sSub>
@@ -9625,7 +9763,10 @@
                     </m:e>
                     <m:sub>
                       <m:r>
-                        <m:t>0</m:t>
+                        <m:rPr>
+                          <m:sty m:val="p"/>
+                        </m:rPr>
+                        <m:t>*</m:t>
                       </m:r>
                     </m:sub>
                   </m:sSub>
@@ -10944,7 +11085,10 @@
           </m:e>
           <m:sub>
             <m:r>
-              <m:t>0</m:t>
+              <m:rPr>
+                <m:sty m:val="p"/>
+              </m:rPr>
+              <m:t>*</m:t>
             </m:r>
           </m:sub>
         </m:sSub>
@@ -11154,7 +11298,10 @@
               </m:e>
               <m:sub>
                 <m:r>
-                  <m:t>0</m:t>
+                  <m:rPr>
+                    <m:sty m:val="p"/>
+                  </m:rPr>
+                  <m:t>*</m:t>
                 </m:r>
               </m:sub>
             </m:sSub>
@@ -11785,7 +11932,10 @@
           </m:e>
           <m:sub>
             <m:r>
-              <m:t>0</m:t>
+              <m:rPr>
+                <m:sty m:val="p"/>
+              </m:rPr>
+              <m:t>*</m:t>
             </m:r>
           </m:sub>
         </m:sSub>
@@ -11820,7 +11970,10 @@
           </m:e>
           <m:sub>
             <m:r>
-              <m:t>0</m:t>
+              <m:rPr>
+                <m:sty m:val="p"/>
+              </m:rPr>
+              <m:t>*</m:t>
             </m:r>
           </m:sub>
         </m:sSub>
@@ -11941,7 +12094,10 @@
           </m:e>
           <m:sub>
             <m:r>
-              <m:t>0</m:t>
+              <m:rPr>
+                <m:sty m:val="p"/>
+              </m:rPr>
+              <m:t>*</m:t>
             </m:r>
           </m:sub>
         </m:sSub>
@@ -12738,7 +12894,10 @@
           </m:e>
           <m:sub>
             <m:r>
-              <m:t>0</m:t>
+              <m:rPr>
+                <m:sty m:val="p"/>
+              </m:rPr>
+              <m:t>*</m:t>
             </m:r>
           </m:sub>
         </m:sSub>
@@ -12869,7 +13028,10 @@
           </m:e>
           <m:sub>
             <m:r>
-              <m:t>0</m:t>
+              <m:rPr>
+                <m:sty m:val="p"/>
+              </m:rPr>
+              <m:t>*</m:t>
             </m:r>
           </m:sub>
         </m:sSub>
@@ -13069,7 +13231,10 @@
                 </m:e>
                 <m:sub>
                   <m:r>
-                    <m:t>0</m:t>
+                    <m:rPr>
+                      <m:sty m:val="p"/>
+                    </m:rPr>
+                    <m:t>*</m:t>
                   </m:r>
                 </m:sub>
               </m:sSub>
@@ -13254,7 +13419,10 @@
                 </m:e>
                 <m:sub>
                   <m:r>
-                    <m:t>0</m:t>
+                    <m:rPr>
+                      <m:sty m:val="p"/>
+                    </m:rPr>
+                    <m:t>*</m:t>
                   </m:r>
                 </m:sub>
               </m:sSub>
@@ -13535,7 +13703,10 @@
           </m:e>
           <m:sub>
             <m:r>
-              <m:t>0</m:t>
+              <m:rPr>
+                <m:sty m:val="p"/>
+              </m:rPr>
+              <m:t>*</m:t>
             </m:r>
           </m:sub>
         </m:sSub>
@@ -13570,7 +13741,10 @@
           </m:e>
           <m:sub>
             <m:r>
-              <m:t>0</m:t>
+              <m:rPr>
+                <m:sty m:val="p"/>
+              </m:rPr>
+              <m:t>*</m:t>
             </m:r>
           </m:sub>
         </m:sSub>
@@ -13772,7 +13946,10 @@
                     </m:e>
                     <m:sub>
                       <m:r>
-                        <m:t>0</m:t>
+                        <m:rPr>
+                          <m:sty m:val="p"/>
+                        </m:rPr>
+                        <m:t>*</m:t>
                       </m:r>
                     </m:sub>
                   </m:sSub>
@@ -18279,7 +18456,10 @@
           </m:e>
           <m:sub>
             <m:r>
-              <m:t>0</m:t>
+              <m:rPr>
+                <m:sty m:val="p"/>
+              </m:rPr>
+              <m:t>*</m:t>
             </m:r>
           </m:sub>
         </m:sSub>
@@ -21026,7 +21206,10 @@
           </m:e>
           <m:sub>
             <m:r>
-              <m:t>0</m:t>
+              <m:rPr>
+                <m:sty m:val="p"/>
+              </m:rPr>
+              <m:t>*</m:t>
             </m:r>
             <m:r>
               <m:rPr>
@@ -21053,7 +21236,10 @@
           </m:e>
           <m:sub>
             <m:r>
-              <m:t>0</m:t>
+              <m:rPr>
+                <m:sty m:val="p"/>
+              </m:rPr>
+              <m:t>*</m:t>
             </m:r>
             <m:r>
               <m:rPr>
@@ -21104,7 +21290,10 @@
           </m:e>
           <m:sub>
             <m:r>
-              <m:t>0</m:t>
+              <m:rPr>
+                <m:sty m:val="p"/>
+              </m:rPr>
+              <m:t>*</m:t>
             </m:r>
             <m:r>
               <m:rPr>
@@ -21131,7 +21320,10 @@
           </m:e>
           <m:sub>
             <m:r>
-              <m:t>0</m:t>
+              <m:rPr>
+                <m:sty m:val="p"/>
+              </m:rPr>
+              <m:t>*</m:t>
             </m:r>
             <m:r>
               <m:rPr>
@@ -21175,7 +21367,10 @@
           </m:e>
           <m:sub>
             <m:r>
-              <m:t>0</m:t>
+              <m:rPr>
+                <m:sty m:val="p"/>
+              </m:rPr>
+              <m:t>*</m:t>
             </m:r>
           </m:sub>
         </m:sSub>
@@ -21193,7 +21388,10 @@
           </m:e>
           <m:sub>
             <m:r>
-              <m:t>0</m:t>
+              <m:rPr>
+                <m:sty m:val="p"/>
+              </m:rPr>
+              <m:t>*</m:t>
             </m:r>
           </m:sub>
         </m:sSub>
@@ -21465,7 +21663,10 @@
                         </m:e>
                         <m:sub>
                           <m:r>
-                            <m:t>0</m:t>
+                            <m:rPr>
+                              <m:sty m:val="p"/>
+                            </m:rPr>
+                            <m:t>*</m:t>
                           </m:r>
                           <m:r>
                             <m:rPr>
@@ -21498,7 +21699,10 @@
                         </m:e>
                         <m:sub>
                           <m:r>
-                            <m:t>0</m:t>
+                            <m:rPr>
+                              <m:sty m:val="p"/>
+                            </m:rPr>
+                            <m:t>*</m:t>
                           </m:r>
                           <m:r>
                             <m:rPr>
@@ -21693,7 +21897,10 @@
           </m:e>
           <m:sub>
             <m:r>
-              <m:t>0</m:t>
+              <m:rPr>
+                <m:sty m:val="p"/>
+              </m:rPr>
+              <m:t>*</m:t>
             </m:r>
           </m:sub>
         </m:sSub>
@@ -21711,7 +21918,10 @@
           </m:e>
           <m:sub>
             <m:r>
-              <m:t>0</m:t>
+              <m:rPr>
+                <m:sty m:val="p"/>
+              </m:rPr>
+              <m:t>*</m:t>
             </m:r>
           </m:sub>
         </m:sSub>
@@ -21820,7 +22030,10 @@
                       </m:e>
                       <m:sub>
                         <m:r>
-                          <m:t>0</m:t>
+                          <m:rPr>
+                            <m:sty m:val="p"/>
+                          </m:rPr>
+                          <m:t>*</m:t>
                         </m:r>
                         <m:r>
                           <m:rPr>
@@ -21853,7 +22066,10 @@
                       </m:e>
                       <m:sub>
                         <m:r>
-                          <m:t>0</m:t>
+                          <m:rPr>
+                            <m:sty m:val="p"/>
+                          </m:rPr>
+                          <m:t>*</m:t>
                         </m:r>
                         <m:r>
                           <m:rPr>
@@ -22087,7 +22303,10 @@
                             </m:e>
                             <m:sub>
                               <m:r>
-                                <m:t>0</m:t>
+                                <m:rPr>
+                                  <m:sty m:val="p"/>
+                                </m:rPr>
+                                <m:t>*</m:t>
                               </m:r>
                               <m:r>
                                 <m:rPr>
@@ -22120,7 +22339,10 @@
                             </m:e>
                             <m:sub>
                               <m:r>
-                                <m:t>0</m:t>
+                                <m:rPr>
+                                  <m:sty m:val="p"/>
+                                </m:rPr>
+                                <m:t>*</m:t>
                               </m:r>
                               <m:r>
                                 <m:rPr>
@@ -22288,7 +22510,10 @@
                             </m:e>
                             <m:sub>
                               <m:r>
-                                <m:t>0</m:t>
+                                <m:rPr>
+                                  <m:sty m:val="p"/>
+                                </m:rPr>
+                                <m:t>*</m:t>
                               </m:r>
                               <m:r>
                                 <m:rPr>
@@ -22321,7 +22546,10 @@
                             </m:e>
                             <m:sub>
                               <m:r>
-                                <m:t>0</m:t>
+                                <m:rPr>
+                                  <m:sty m:val="p"/>
+                                </m:rPr>
+                                <m:t>*</m:t>
                               </m:r>
                               <m:r>
                                 <m:rPr>
@@ -22521,7 +22749,10 @@
                             </m:e>
                             <m:sub>
                               <m:r>
-                                <m:t>0</m:t>
+                                <m:rPr>
+                                  <m:sty m:val="p"/>
+                                </m:rPr>
+                                <m:t>*</m:t>
                               </m:r>
                               <m:r>
                                 <m:rPr>
@@ -22554,7 +22785,10 @@
                             </m:e>
                             <m:sub>
                               <m:r>
-                                <m:t>0</m:t>
+                                <m:rPr>
+                                  <m:sty m:val="p"/>
+                                </m:rPr>
+                                <m:t>*</m:t>
                               </m:r>
                               <m:r>
                                 <m:rPr>
@@ -23313,7 +23547,10 @@
           </m:e>
           <m:sub>
             <m:r>
-              <m:t>0</m:t>
+              <m:rPr>
+                <m:sty m:val="p"/>
+              </m:rPr>
+              <m:t>*</m:t>
             </m:r>
             <m:r>
               <m:rPr>
@@ -23340,7 +23577,10 @@
           </m:e>
           <m:sub>
             <m:r>
-              <m:t>0</m:t>
+              <m:rPr>
+                <m:sty m:val="p"/>
+              </m:rPr>
+              <m:t>*</m:t>
             </m:r>
             <m:r>
               <m:rPr>
@@ -23391,7 +23631,10 @@
           </m:e>
           <m:sub>
             <m:r>
-              <m:t>0</m:t>
+              <m:rPr>
+                <m:sty m:val="p"/>
+              </m:rPr>
+              <m:t>*</m:t>
             </m:r>
             <m:r>
               <m:rPr>
@@ -23418,7 +23661,10 @@
           </m:e>
           <m:sub>
             <m:r>
-              <m:t>0</m:t>
+              <m:rPr>
+                <m:sty m:val="p"/>
+              </m:rPr>
+              <m:t>*</m:t>
             </m:r>
             <m:r>
               <m:rPr>
@@ -23462,7 +23708,10 @@
           </m:e>
           <m:sub>
             <m:r>
-              <m:t>0</m:t>
+              <m:rPr>
+                <m:sty m:val="p"/>
+              </m:rPr>
+              <m:t>*</m:t>
             </m:r>
           </m:sub>
         </m:sSub>
@@ -23480,7 +23729,10 @@
           </m:e>
           <m:sub>
             <m:r>
-              <m:t>0</m:t>
+              <m:rPr>
+                <m:sty m:val="p"/>
+              </m:rPr>
+              <m:t>*</m:t>
             </m:r>
           </m:sub>
         </m:sSub>
@@ -23713,7 +23965,10 @@
                         </m:e>
                         <m:sub>
                           <m:r>
-                            <m:t>0</m:t>
+                            <m:rPr>
+                              <m:sty m:val="p"/>
+                            </m:rPr>
+                            <m:t>*</m:t>
                           </m:r>
                           <m:r>
                             <m:rPr>
@@ -23746,7 +24001,10 @@
                         </m:e>
                         <m:sub>
                           <m:r>
-                            <m:t>0</m:t>
+                            <m:rPr>
+                              <m:sty m:val="p"/>
+                            </m:rPr>
+                            <m:t>*</m:t>
                           </m:r>
                           <m:r>
                             <m:rPr>
@@ -52425,691 +52683,250 @@
       <w:pPr>
         <w:pStyle w:val="SourceCode"/>
       </w:pPr>
-      <w:del w:id="25" w:author="PR Preview" w:date="2026-01-01T00:00:00Z">
-        <w:r>
-          <w:rPr>
-            <w:rStyle w:val="NormalTok"/>
-          </w:rPr>
-          <w:delText xml:space="preserve">loocv_max_diff </w:delText>
-        </w:r>
-      </w:del>
-      <w:del w:id="26" w:author="PR Preview" w:date="2026-01-01T00:00:00Z">
-        <w:r>
-          <w:rPr>
-            <w:rStyle w:val="OtherTok"/>
-          </w:rPr>
-          <w:delText xml:space="preserve">&lt;-</w:delText>
-        </w:r>
-      </w:del>
-      <w:del w:id="27" w:author="PR Preview" w:date="2026-01-01T00:00:00Z">
-        <w:r>
-          <w:rPr>
-            <w:rStyle w:val="NormalTok"/>
-          </w:rPr>
-          <w:delText xml:space="preserve"> </w:delText>
-        </w:r>
-      </w:del>
-      <w:del w:id="28" w:author="PR Preview" w:date="2026-01-01T00:00:00Z">
-        <w:r>
-          <w:rPr>
-            <w:rStyle w:val="FunctionTok"/>
-          </w:rPr>
-          <w:delText xml:space="preserve">max</w:delText>
-        </w:r>
-      </w:del>
-      <w:del w:id="29" w:author="PR Preview" w:date="2026-01-01T00:00:00Z">
-        <w:r>
-          <w:rPr>
-            <w:rStyle w:val="NormalTok"/>
-          </w:rPr>
-          <w:delText xml:space="preserve">(</w:delText>
-        </w:r>
-      </w:del>
-      <w:del w:id="30" w:author="PR Preview" w:date="2026-01-01T00:00:00Z">
-        <w:r>
-          <w:rPr>
-            <w:rStyle w:val="FunctionTok"/>
-          </w:rPr>
-          <w:delText xml:space="preserve">abs</w:delText>
-        </w:r>
-      </w:del>
-      <w:del w:id="31" w:author="PR Preview" w:date="2026-01-01T00:00:00Z">
-        <w:r>
-          <w:rPr>
-            <w:rStyle w:val="NormalTok"/>
-          </w:rPr>
-          <w:delText xml:space="preserve">(mtcars_loocv</w:delText>
-        </w:r>
-      </w:del>
-      <w:del w:id="32" w:author="PR Preview" w:date="2026-01-01T00:00:00Z">
-        <w:r>
-          <w:rPr>
-            <w:rStyle w:val="SpecialCharTok"/>
-          </w:rPr>
-          <w:delText xml:space="preserve">$</w:delText>
-        </w:r>
-      </w:del>
-      <w:del w:id="33" w:author="PR Preview" w:date="2026-01-01T00:00:00Z">
-        <w:r>
-          <w:rPr>
-            <w:rStyle w:val="NormalTok"/>
-          </w:rPr>
-          <w:delText xml:space="preserve">refitting </w:delText>
-        </w:r>
-      </w:del>
-      <w:del w:id="34" w:author="PR Preview" w:date="2026-01-01T00:00:00Z">
-        <w:r>
-          <w:rPr>
-            <w:rStyle w:val="SpecialCharTok"/>
-          </w:rPr>
-          <w:delText xml:space="preserve">-</w:delText>
-        </w:r>
-      </w:del>
-      <w:del w:id="35" w:author="PR Preview" w:date="2026-01-01T00:00:00Z">
-        <w:r>
-          <w:rPr>
-            <w:rStyle w:val="NormalTok"/>
-          </w:rPr>
-          <w:delText xml:space="preserve"> mtcars_loocv</w:delText>
-        </w:r>
-      </w:del>
-      <w:del w:id="36" w:author="PR Preview" w:date="2026-01-01T00:00:00Z">
-        <w:r>
-          <w:rPr>
-            <w:rStyle w:val="SpecialCharTok"/>
-          </w:rPr>
-          <w:delText xml:space="preserve">$</w:delText>
-        </w:r>
-      </w:del>
-      <w:del w:id="37" w:author="PR Preview" w:date="2026-01-01T00:00:00Z">
-        <w:r>
-          <w:rPr>
-            <w:rStyle w:val="NormalTok"/>
-          </w:rPr>
-          <w:delText xml:space="preserve">formula))</w:delText>
-        </w:r>
-      </w:del>
-      <w:del w:id="38" w:author="PR Preview" w:date="2026-01-01T00:00:00Z">
-        <w:r>
-          <w:br/>
-        </w:r>
-      </w:del>
-      <w:del w:id="39" w:author="PR Preview" w:date="2026-01-01T00:00:00Z">
-        <w:r>
-          <w:rPr>
-            <w:rStyle w:val="NormalTok"/>
-          </w:rPr>
-          <w:delText xml:space="preserve">mtcars_best_loocv </w:delText>
-        </w:r>
-      </w:del>
-      <w:del w:id="40" w:author="PR Preview" w:date="2026-01-01T00:00:00Z">
-        <w:r>
-          <w:rPr>
-            <w:rStyle w:val="OtherTok"/>
-          </w:rPr>
-          <w:delText xml:space="preserve">&lt;-</w:delText>
-        </w:r>
-      </w:del>
-      <w:del w:id="41" w:author="PR Preview" w:date="2026-01-01T00:00:00Z">
-        <w:r>
-          <w:br/>
-        </w:r>
-      </w:del>
-      <w:del w:id="42" w:author="PR Preview" w:date="2026-01-01T00:00:00Z">
-        <w:r>
-          <w:rPr>
-            <w:rStyle w:val="NormalTok"/>
-          </w:rPr>
-          <w:delText xml:space="preserve">  mtcars_loocv</w:delText>
-        </w:r>
-      </w:del>
-      <w:del w:id="43" w:author="PR Preview" w:date="2026-01-01T00:00:00Z">
-        <w:r>
-          <w:rPr>
-            <w:rStyle w:val="SpecialCharTok"/>
-          </w:rPr>
-          <w:delText xml:space="preserve">$</w:delText>
-        </w:r>
-      </w:del>
-      <w:del w:id="44" w:author="PR Preview" w:date="2026-01-01T00:00:00Z">
-        <w:r>
-          <w:rPr>
-            <w:rStyle w:val="NormalTok"/>
-          </w:rPr>
-          <w:delText xml:space="preserve">degree[</w:delText>
-        </w:r>
-      </w:del>
-      <w:del w:id="45" w:author="PR Preview" w:date="2026-01-01T00:00:00Z">
-        <w:r>
-          <w:rPr>
-            <w:rStyle w:val="FunctionTok"/>
-          </w:rPr>
-          <w:delText xml:space="preserve">which.min</w:delText>
-        </w:r>
-      </w:del>
-      <w:del w:id="46" w:author="PR Preview" w:date="2026-01-01T00:00:00Z">
-        <w:r>
-          <w:rPr>
-            <w:rStyle w:val="NormalTok"/>
-          </w:rPr>
-          <w:delText xml:space="preserve">(mtcars_loocv</w:delText>
-        </w:r>
-      </w:del>
-      <w:del w:id="47" w:author="PR Preview" w:date="2026-01-01T00:00:00Z">
-        <w:r>
-          <w:rPr>
-            <w:rStyle w:val="SpecialCharTok"/>
-          </w:rPr>
-          <w:delText xml:space="preserve">$</w:delText>
-        </w:r>
-      </w:del>
-      <w:del w:id="48" w:author="PR Preview" w:date="2026-01-01T00:00:00Z">
-        <w:r>
-          <w:rPr>
-            <w:rStyle w:val="NormalTok"/>
-          </w:rPr>
-          <w:delText xml:space="preserve">formula)]</w:delText>
-        </w:r>
-      </w:del>
-      <w:del w:id="49" w:author="PR Preview" w:date="2026-01-01T00:00:00Z">
-        <w:r>
-          <w:br/>
-        </w:r>
-      </w:del>
-      <w:del w:id="50" w:author="PR Preview" w:date="2026-01-01T00:00:00Z">
-        <w:r>
-          <w:rPr>
-            <w:rStyle w:val="FunctionTok"/>
-          </w:rPr>
-          <w:delText xml:space="preserve">c</w:delText>
-        </w:r>
-      </w:del>
-      <w:del w:id="51" w:author="PR Preview" w:date="2026-01-01T00:00:00Z">
-        <w:r>
-          <w:rPr>
-            <w:rStyle w:val="NormalTok"/>
-          </w:rPr>
-          <w:delText xml:space="preserve">(</w:delText>
-        </w:r>
-      </w:del>
-      <w:del w:id="52" w:author="PR Preview" w:date="2026-01-01T00:00:00Z">
-        <w:r>
-          <w:rPr>
-            <w:rStyle w:val="AttributeTok"/>
-          </w:rPr>
-          <w:delText xml:space="preserve">max_difference =</w:delText>
-        </w:r>
-      </w:del>
-      <w:del w:id="53" w:author="PR Preview" w:date="2026-01-01T00:00:00Z">
-        <w:r>
-          <w:rPr>
-            <w:rStyle w:val="NormalTok"/>
-          </w:rPr>
-          <w:delText xml:space="preserve"> loocv_max_diff, </w:delText>
-        </w:r>
-      </w:del>
-      <w:del w:id="54" w:author="PR Preview" w:date="2026-01-01T00:00:00Z">
-        <w:r>
-          <w:rPr>
-            <w:rStyle w:val="AttributeTok"/>
-          </w:rPr>
-          <w:delText xml:space="preserve">best_degree =</w:delText>
-        </w:r>
-      </w:del>
-      <w:del w:id="55" w:author="PR Preview" w:date="2026-01-01T00:00:00Z">
-        <w:r>
-          <w:rPr>
-            <w:rStyle w:val="NormalTok"/>
-          </w:rPr>
-          <w:delText xml:space="preserve"> mtcars_best_loocv)</w:delText>
-        </w:r>
-      </w:del>
-      <w:del w:id="56" w:author="PR Preview" w:date="2026-01-01T00:00:00Z">
-        <w:r>
-          <w:br/>
-        </w:r>
-      </w:del>
-      <w:del w:id="57" w:author="PR Preview" w:date="2026-01-01T00:00:00Z">
-        <w:r>
-          <w:rPr>
-            <w:rStyle w:val="CommentTok"/>
-          </w:rPr>
-          <w:delText xml:space="preserve">#&gt; max_difference    best_degree </w:delText>
-        </w:r>
-      </w:del>
-      <w:del w:id="58" w:author="PR Preview" w:date="2026-01-01T00:00:00Z">
-        <w:r>
-          <w:br/>
-        </w:r>
-      </w:del>
-      <w:del w:id="59" w:author="PR Preview" w:date="2026-01-01T00:00:00Z">
-        <w:r>
-          <w:rPr>
-            <w:rStyle w:val="CommentTok"/>
-          </w:rPr>
-          <w:delText xml:space="preserve">#&gt;    8.88178e-15    2.00000e+00</w:delText>
-        </w:r>
-      </w:del>
+      <w:r>
+        <w:rPr>
+          <w:rStyle w:val="NormalTok"/>
+        </w:rPr>
+        <w:t xml:space="preserve">loocv_max_diff </w:t>
+      </w:r>
+      <w:r>
+        <w:rPr>
+          <w:rStyle w:val="OtherTok"/>
+        </w:rPr>
+        <w:t xml:space="preserve">&lt;-</w:t>
+      </w:r>
+      <w:r>
+        <w:rPr>
+          <w:rStyle w:val="NormalTok"/>
+        </w:rPr>
+        <w:t xml:space="preserve"> </w:t>
+      </w:r>
+      <w:r>
+        <w:rPr>
+          <w:rStyle w:val="FunctionTok"/>
+        </w:rPr>
+        <w:t xml:space="preserve">max</w:t>
+      </w:r>
+      <w:r>
+        <w:rPr>
+          <w:rStyle w:val="NormalTok"/>
+        </w:rPr>
+        <w:t xml:space="preserve">(</w:t>
+      </w:r>
+      <w:r>
+        <w:rPr>
+          <w:rStyle w:val="FunctionTok"/>
+        </w:rPr>
+        <w:t xml:space="preserve">abs</w:t>
+      </w:r>
+      <w:r>
+        <w:rPr>
+          <w:rStyle w:val="NormalTok"/>
+        </w:rPr>
+        <w:t xml:space="preserve">(mtcars_loocv</w:t>
+      </w:r>
+      <w:r>
+        <w:rPr>
+          <w:rStyle w:val="SpecialCharTok"/>
+        </w:rPr>
+        <w:t xml:space="preserve">$</w:t>
+      </w:r>
+      <w:r>
+        <w:rPr>
+          <w:rStyle w:val="NormalTok"/>
+        </w:rPr>
+        <w:t xml:space="preserve">refitting </w:t>
+      </w:r>
+      <w:r>
+        <w:rPr>
+          <w:rStyle w:val="SpecialCharTok"/>
+        </w:rPr>
+        <w:t xml:space="preserve">-</w:t>
+      </w:r>
+      <w:r>
+        <w:rPr>
+          <w:rStyle w:val="NormalTok"/>
+        </w:rPr>
+        <w:t xml:space="preserve"> mtcars_loocv</w:t>
+      </w:r>
+      <w:r>
+        <w:rPr>
+          <w:rStyle w:val="SpecialCharTok"/>
+        </w:rPr>
+        <w:t xml:space="preserve">$</w:t>
+      </w:r>
+      <w:r>
+        <w:rPr>
+          <w:rStyle w:val="NormalTok"/>
+        </w:rPr>
+        <w:t xml:space="preserve">formula))</w:t>
+      </w:r>
+      <w:r>
+        <w:br/>
+      </w:r>
+      <w:r>
+        <w:rPr>
+          <w:rStyle w:val="NormalTok"/>
+        </w:rPr>
+        <w:t xml:space="preserve">mtcars_best_loocv </w:t>
+      </w:r>
+      <w:r>
+        <w:rPr>
+          <w:rStyle w:val="OtherTok"/>
+        </w:rPr>
+        <w:t xml:space="preserve">&lt;-</w:t>
+      </w:r>
+      <w:r>
+        <w:br/>
+      </w:r>
+      <w:r>
+        <w:rPr>
+          <w:rStyle w:val="NormalTok"/>
+        </w:rPr>
+        <w:t xml:space="preserve">  mtcars_loocv</w:t>
+      </w:r>
+      <w:r>
+        <w:rPr>
+          <w:rStyle w:val="SpecialCharTok"/>
+        </w:rPr>
+        <w:t xml:space="preserve">$</w:t>
+      </w:r>
+      <w:r>
+        <w:rPr>
+          <w:rStyle w:val="NormalTok"/>
+        </w:rPr>
+        <w:t xml:space="preserve">degree[</w:t>
+      </w:r>
+      <w:r>
+        <w:rPr>
+          <w:rStyle w:val="FunctionTok"/>
+        </w:rPr>
+        <w:t xml:space="preserve">which.min</w:t>
+      </w:r>
+      <w:r>
+        <w:rPr>
+          <w:rStyle w:val="NormalTok"/>
+        </w:rPr>
+        <w:t xml:space="preserve">(mtcars_loocv</w:t>
+      </w:r>
+      <w:r>
+        <w:rPr>
+          <w:rStyle w:val="SpecialCharTok"/>
+        </w:rPr>
+        <w:t xml:space="preserve">$</w:t>
+      </w:r>
+      <w:r>
+        <w:rPr>
+          <w:rStyle w:val="NormalTok"/>
+        </w:rPr>
+        <w:t xml:space="preserve">formula)]</w:t>
+      </w:r>
+      <w:r>
+        <w:br/>
+      </w:r>
+      <w:r>
+        <w:rPr>
+          <w:rStyle w:val="FunctionTok"/>
+        </w:rPr>
+        <w:t xml:space="preserve">c</w:t>
+      </w:r>
+      <w:r>
+        <w:rPr>
+          <w:rStyle w:val="NormalTok"/>
+        </w:rPr>
+        <w:t xml:space="preserve">(</w:t>
+      </w:r>
+      <w:r>
+        <w:rPr>
+          <w:rStyle w:val="AttributeTok"/>
+        </w:rPr>
+        <w:t xml:space="preserve">max_difference =</w:t>
+      </w:r>
+      <w:r>
+        <w:rPr>
+          <w:rStyle w:val="NormalTok"/>
+        </w:rPr>
+        <w:t xml:space="preserve"> loocv_max_diff, </w:t>
+      </w:r>
+      <w:r>
+        <w:rPr>
+          <w:rStyle w:val="AttributeTok"/>
+        </w:rPr>
+        <w:t xml:space="preserve">best_degree =</w:t>
+      </w:r>
+      <w:r>
+        <w:rPr>
+          <w:rStyle w:val="NormalTok"/>
+        </w:rPr>
+        <w:t xml:space="preserve"> mtcars_best_loocv)</w:t>
+      </w:r>
+      <w:r>
+        <w:br/>
+      </w:r>
+      <w:r>
+        <w:rPr>
+          <w:rStyle w:val="CommentTok"/>
+        </w:rPr>
+        <w:t xml:space="preserve">#&gt; max_difference    best_degree </w:t>
+      </w:r>
+      <w:r>
+        <w:br/>
+      </w:r>
+      <w:r>
+        <w:rPr>
+          <w:rStyle w:val="CommentTok"/>
+        </w:rPr>
+        <w:t xml:space="preserve">#&gt;    8.88178e-15    2.00000e+00</w:t>
+      </w:r>
     </w:p>
     <w:p>
       <w:pPr>
         <w:pStyle w:val="FirstParagraph"/>
       </w:pPr>
-      <w:del w:id="60" w:author="PR Preview" w:date="2026-01-01T00:00:00Z">
-        <w:r>
-          <w:delText xml:space="preserve">The two columns differ by at most 8.9e-15,</w:delText>
-        </w:r>
-      </w:del>
-      <w:del w:id="61" w:author="PR Preview" w:date="2026-01-01T00:00:00Z">
-        <w:r>
-          <w:delText xml:space="preserve"> </w:delText>
-        </w:r>
-      </w:del>
-      <w:del w:id="62" w:author="PR Preview" w:date="2026-01-01T00:00:00Z">
-        <w:r>
-          <w:delText xml:space="preserve">which is rounding error.</w:delText>
-        </w:r>
-      </w:del>
-      <w:del w:id="63" w:author="PR Preview" w:date="2026-01-01T00:00:00Z">
-        <w:r>
-          <w:delText xml:space="preserve"> </w:delText>
-        </w:r>
-      </w:del>
-      <w:del w:id="64" w:author="PR Preview" w:date="2026-01-01T00:00:00Z">
-        <w:r>
-          <w:delText xml:space="preserve">The single-fit formula needs one fit per model instead of 32.</w:delText>
-        </w:r>
-      </w:del>
-      <w:del w:id="65" w:author="PR Preview" w:date="2026-01-01T00:00:00Z">
-        <w:r>
-          <w:delText xml:space="preserve"> </w:delText>
-        </w:r>
-      </w:del>
-      <w:del w:id="66" w:author="PR Preview" w:date="2026-01-01T00:00:00Z">
-        <w:r>
-          <w:delText xml:space="preserve">LOOCV picks degree 2,</w:delText>
-        </w:r>
-      </w:del>
-      <w:del w:id="67" w:author="PR Preview" w:date="2026-01-01T00:00:00Z">
-        <w:r>
-          <w:delText xml:space="preserve"> </w:delText>
-        </w:r>
-      </w:del>
-      <w:del w:id="68" w:author="PR Preview" w:date="2026-01-01T00:00:00Z">
-        <w:r>
-          <w:delText xml:space="preserve">and because LOOCV is not random (</w:delText>
-        </w:r>
-      </w:del>
+      <w:r>
+        <w:t xml:space="preserve">The two columns differ by at most 8.9e-15,</w:t>
+      </w:r>
+      <w:r>
+        <w:t xml:space="preserve"> </w:t>
+      </w:r>
+      <w:r>
+        <w:t xml:space="preserve">which is rounding error.</w:t>
+      </w:r>
+      <w:r>
+        <w:t xml:space="preserve"> </w:t>
+      </w:r>
+      <w:r>
+        <w:t xml:space="preserve">The single-fit formula needs one fit per model instead of 32.</w:t>
+      </w:r>
+      <w:r>
+        <w:t xml:space="preserve"> </w:t>
+      </w:r>
+      <w:r>
+        <w:t xml:space="preserve">LOOCV picks degree 2,</w:t>
+      </w:r>
+      <w:r>
+        <w:t xml:space="preserve"> </w:t>
+      </w:r>
+      <w:r>
+        <w:t xml:space="preserve">and because LOOCV is not random (</w:t>
+      </w:r>
       <w:hyperlink w:anchor="sol-loocv">
-        <w:del w:id="69" w:author="PR Preview" w:date="2026-01-01T00:00:00Z">
-          <w:r>
-            <w:rPr>
-              <w:rStyle w:val="Hyperlink"/>
-            </w:rPr>
-            <w:delText xml:space="preserve">Solution 9</w:delText>
-          </w:r>
-        </w:del>
-      </w:hyperlink>
-      <w:del w:id="70" w:author="PR Preview" w:date="2026-01-01T00:00:00Z">
-        <w:r>
-          <w:delText xml:space="preserve">),</w:delText>
-        </w:r>
-      </w:del>
-      <w:del w:id="71" w:author="PR Preview" w:date="2026-01-01T00:00:00Z">
-        <w:r>
-          <w:delText xml:space="preserve"> </w:delText>
-        </w:r>
-      </w:del>
-      <w:del w:id="72" w:author="PR Preview" w:date="2026-01-01T00:00:00Z">
-        <w:r>
-          <w:delText xml:space="preserve">rerunning it always gives the same choice.</w:delText>
-        </w:r>
-      </w:del>
-    </w:p>
-    <w:p>
-      <w:pPr>
-        <w:pStyle w:val="SourceCode"/>
-      </w:pPr>
-      <w:ins w:id="73" w:author="PR Preview" w:date="2026-01-01T00:00:00Z">
         <w:r>
           <w:rPr>
-            <w:rStyle w:val="NormalTok"/>
+            <w:rStyle w:val="Hyperlink"/>
           </w:rPr>
-          <w:t xml:space="preserve">loocv_max_diff </w:t>
+          <w:t xml:space="preserve">Solution 9</w:t>
         </w:r>
-      </w:ins>
-      <w:ins w:id="74" w:author="PR Preview" w:date="2026-01-01T00:00:00Z">
-        <w:r>
-          <w:rPr>
-            <w:rStyle w:val="OtherTok"/>
-          </w:rPr>
-          <w:t xml:space="preserve">&lt;-</w:t>
-        </w:r>
-      </w:ins>
-      <w:ins w:id="75" w:author="PR Preview" w:date="2026-01-01T00:00:00Z">
-        <w:r>
-          <w:rPr>
-            <w:rStyle w:val="NormalTok"/>
-          </w:rPr>
-          <w:t xml:space="preserve"> </w:t>
-        </w:r>
-      </w:ins>
-      <w:ins w:id="76" w:author="PR Preview" w:date="2026-01-01T00:00:00Z">
-        <w:r>
-          <w:rPr>
-            <w:rStyle w:val="FunctionTok"/>
-          </w:rPr>
-          <w:t xml:space="preserve">max</w:t>
-        </w:r>
-      </w:ins>
-      <w:ins w:id="77" w:author="PR Preview" w:date="2026-01-01T00:00:00Z">
-        <w:r>
-          <w:rPr>
-            <w:rStyle w:val="NormalTok"/>
-          </w:rPr>
-          <w:t xml:space="preserve">(</w:t>
-        </w:r>
-      </w:ins>
-      <w:ins w:id="78" w:author="PR Preview" w:date="2026-01-01T00:00:00Z">
-        <w:r>
-          <w:rPr>
-            <w:rStyle w:val="FunctionTok"/>
-          </w:rPr>
-          <w:t xml:space="preserve">abs</w:t>
-        </w:r>
-      </w:ins>
-      <w:ins w:id="79" w:author="PR Preview" w:date="2026-01-01T00:00:00Z">
-        <w:r>
-          <w:rPr>
-            <w:rStyle w:val="NormalTok"/>
-          </w:rPr>
-          <w:t xml:space="preserve">(mtcars_loocv</w:t>
-        </w:r>
-      </w:ins>
-      <w:ins w:id="80" w:author="PR Preview" w:date="2026-01-01T00:00:00Z">
-        <w:r>
-          <w:rPr>
-            <w:rStyle w:val="SpecialCharTok"/>
-          </w:rPr>
-          <w:t xml:space="preserve">$</w:t>
-        </w:r>
-      </w:ins>
-      <w:ins w:id="81" w:author="PR Preview" w:date="2026-01-01T00:00:00Z">
-        <w:r>
-          <w:rPr>
-            <w:rStyle w:val="NormalTok"/>
-          </w:rPr>
-          <w:t xml:space="preserve">refitting </w:t>
-        </w:r>
-      </w:ins>
-      <w:ins w:id="82" w:author="PR Preview" w:date="2026-01-01T00:00:00Z">
-        <w:r>
-          <w:rPr>
-            <w:rStyle w:val="SpecialCharTok"/>
-          </w:rPr>
-          <w:t xml:space="preserve">-</w:t>
-        </w:r>
-      </w:ins>
-      <w:ins w:id="83" w:author="PR Preview" w:date="2026-01-01T00:00:00Z">
-        <w:r>
-          <w:rPr>
-            <w:rStyle w:val="NormalTok"/>
-          </w:rPr>
-          <w:t xml:space="preserve"> mtcars_loocv</w:t>
-        </w:r>
-      </w:ins>
-      <w:ins w:id="84" w:author="PR Preview" w:date="2026-01-01T00:00:00Z">
-        <w:r>
-          <w:rPr>
-            <w:rStyle w:val="SpecialCharTok"/>
-          </w:rPr>
-          <w:t xml:space="preserve">$</w:t>
-        </w:r>
-      </w:ins>
-      <w:ins w:id="85" w:author="PR Preview" w:date="2026-01-01T00:00:00Z">
-        <w:r>
-          <w:rPr>
-            <w:rStyle w:val="NormalTok"/>
-          </w:rPr>
-          <w:t xml:space="preserve">formula))</w:t>
-        </w:r>
-      </w:ins>
-      <w:ins w:id="86" w:author="PR Preview" w:date="2026-01-01T00:00:00Z">
-        <w:r>
-          <w:br/>
-        </w:r>
-      </w:ins>
-      <w:ins w:id="87" w:author="PR Preview" w:date="2026-01-01T00:00:00Z">
-        <w:r>
-          <w:rPr>
-            <w:rStyle w:val="NormalTok"/>
-          </w:rPr>
-          <w:t xml:space="preserve">mtcars_best_loocv </w:t>
-        </w:r>
-      </w:ins>
-      <w:ins w:id="88" w:author="PR Preview" w:date="2026-01-01T00:00:00Z">
-        <w:r>
-          <w:rPr>
-            <w:rStyle w:val="OtherTok"/>
-          </w:rPr>
-          <w:t xml:space="preserve">&lt;-</w:t>
-        </w:r>
-      </w:ins>
-      <w:ins w:id="89" w:author="PR Preview" w:date="2026-01-01T00:00:00Z">
-        <w:r>
-          <w:br/>
-        </w:r>
-      </w:ins>
-      <w:ins w:id="90" w:author="PR Preview" w:date="2026-01-01T00:00:00Z">
-        <w:r>
-          <w:rPr>
-            <w:rStyle w:val="NormalTok"/>
-          </w:rPr>
-          <w:t xml:space="preserve">  mtcars_loocv</w:t>
-        </w:r>
-      </w:ins>
-      <w:ins w:id="91" w:author="PR Preview" w:date="2026-01-01T00:00:00Z">
-        <w:r>
-          <w:rPr>
-            <w:rStyle w:val="SpecialCharTok"/>
-          </w:rPr>
-          <w:t xml:space="preserve">$</w:t>
-        </w:r>
-      </w:ins>
-      <w:ins w:id="92" w:author="PR Preview" w:date="2026-01-01T00:00:00Z">
-        <w:r>
-          <w:rPr>
-            <w:rStyle w:val="NormalTok"/>
-          </w:rPr>
-          <w:t xml:space="preserve">degree[</w:t>
-        </w:r>
-      </w:ins>
-      <w:ins w:id="93" w:author="PR Preview" w:date="2026-01-01T00:00:00Z">
-        <w:r>
-          <w:rPr>
-            <w:rStyle w:val="FunctionTok"/>
-          </w:rPr>
-          <w:t xml:space="preserve">which.min</w:t>
-        </w:r>
-      </w:ins>
-      <w:ins w:id="94" w:author="PR Preview" w:date="2026-01-01T00:00:00Z">
-        <w:r>
-          <w:rPr>
-            <w:rStyle w:val="NormalTok"/>
-          </w:rPr>
-          <w:t xml:space="preserve">(mtcars_loocv</w:t>
-        </w:r>
-      </w:ins>
-      <w:ins w:id="95" w:author="PR Preview" w:date="2026-01-01T00:00:00Z">
-        <w:r>
-          <w:rPr>
-            <w:rStyle w:val="SpecialCharTok"/>
-          </w:rPr>
-          <w:t xml:space="preserve">$</w:t>
-        </w:r>
-      </w:ins>
-      <w:ins w:id="96" w:author="PR Preview" w:date="2026-01-01T00:00:00Z">
-        <w:r>
-          <w:rPr>
-            <w:rStyle w:val="NormalTok"/>
-          </w:rPr>
-          <w:t xml:space="preserve">formula)]</w:t>
-        </w:r>
-      </w:ins>
-      <w:ins w:id="97" w:author="PR Preview" w:date="2026-01-01T00:00:00Z">
-        <w:r>
-          <w:br/>
-        </w:r>
-      </w:ins>
-      <w:ins w:id="98" w:author="PR Preview" w:date="2026-01-01T00:00:00Z">
-        <w:r>
-          <w:rPr>
-            <w:rStyle w:val="FunctionTok"/>
-          </w:rPr>
-          <w:t xml:space="preserve">c</w:t>
-        </w:r>
-      </w:ins>
-      <w:ins w:id="99" w:author="PR Preview" w:date="2026-01-01T00:00:00Z">
-        <w:r>
-          <w:rPr>
-            <w:rStyle w:val="NormalTok"/>
-          </w:rPr>
-          <w:t xml:space="preserve">(</w:t>
-        </w:r>
-      </w:ins>
-      <w:ins w:id="100" w:author="PR Preview" w:date="2026-01-01T00:00:00Z">
-        <w:r>
-          <w:rPr>
-            <w:rStyle w:val="AttributeTok"/>
-          </w:rPr>
-          <w:t xml:space="preserve">max_difference =</w:t>
-        </w:r>
-      </w:ins>
-      <w:ins w:id="101" w:author="PR Preview" w:date="2026-01-01T00:00:00Z">
-        <w:r>
-          <w:rPr>
-            <w:rStyle w:val="NormalTok"/>
-          </w:rPr>
-          <w:t xml:space="preserve"> loocv_max_diff, </w:t>
-        </w:r>
-      </w:ins>
-      <w:ins w:id="102" w:author="PR Preview" w:date="2026-01-01T00:00:00Z">
-        <w:r>
-          <w:rPr>
-            <w:rStyle w:val="AttributeTok"/>
-          </w:rPr>
-          <w:t xml:space="preserve">best_degree =</w:t>
-        </w:r>
-      </w:ins>
-      <w:ins w:id="103" w:author="PR Preview" w:date="2026-01-01T00:00:00Z">
-        <w:r>
-          <w:rPr>
-            <w:rStyle w:val="NormalTok"/>
-          </w:rPr>
-          <w:t xml:space="preserve"> mtcars_best_loocv)</w:t>
-        </w:r>
-      </w:ins>
-      <w:ins w:id="104" w:author="PR Preview" w:date="2026-01-01T00:00:00Z">
-        <w:r>
-          <w:br/>
-        </w:r>
-      </w:ins>
-      <w:ins w:id="105" w:author="PR Preview" w:date="2026-01-01T00:00:00Z">
-        <w:r>
-          <w:rPr>
-            <w:rStyle w:val="CommentTok"/>
-          </w:rPr>
-          <w:t xml:space="preserve">#&gt; max_difference    best_degree </w:t>
-        </w:r>
-      </w:ins>
-      <w:ins w:id="106" w:author="PR Preview" w:date="2026-01-01T00:00:00Z">
-        <w:r>
-          <w:br/>
-        </w:r>
-      </w:ins>
-      <w:ins w:id="107" w:author="PR Preview" w:date="2026-01-01T00:00:00Z">
-        <w:r>
-          <w:rPr>
-            <w:rStyle w:val="CommentTok"/>
-          </w:rPr>
-          <w:t xml:space="preserve">#&gt;    7.10543e-15    2.00000e+00</w:t>
-        </w:r>
-      </w:ins>
-    </w:p>
-    <w:p>
-      <w:pPr>
-        <w:pStyle w:val="FirstParagraph"/>
-      </w:pPr>
-      <w:ins w:id="108" w:author="PR Preview" w:date="2026-01-01T00:00:00Z">
-        <w:r>
-          <w:t xml:space="preserve">The two columns differ by at most 7.1e-15,</w:t>
-        </w:r>
-      </w:ins>
-      <w:ins w:id="109" w:author="PR Preview" w:date="2026-01-01T00:00:00Z">
-        <w:r>
-          <w:t xml:space="preserve"> </w:t>
-        </w:r>
-      </w:ins>
-      <w:ins w:id="110" w:author="PR Preview" w:date="2026-01-01T00:00:00Z">
-        <w:r>
-          <w:t xml:space="preserve">which is rounding error.</w:t>
-        </w:r>
-      </w:ins>
-      <w:ins w:id="111" w:author="PR Preview" w:date="2026-01-01T00:00:00Z">
-        <w:r>
-          <w:t xml:space="preserve"> </w:t>
-        </w:r>
-      </w:ins>
-      <w:ins w:id="112" w:author="PR Preview" w:date="2026-01-01T00:00:00Z">
-        <w:r>
-          <w:t xml:space="preserve">The single-fit formula needs one fit per model instead of 32.</w:t>
-        </w:r>
-      </w:ins>
-      <w:ins w:id="113" w:author="PR Preview" w:date="2026-01-01T00:00:00Z">
-        <w:r>
-          <w:t xml:space="preserve"> </w:t>
-        </w:r>
-      </w:ins>
-      <w:ins w:id="114" w:author="PR Preview" w:date="2026-01-01T00:00:00Z">
-        <w:r>
-          <w:t xml:space="preserve">LOOCV picks degree 2,</w:t>
-        </w:r>
-      </w:ins>
-      <w:ins w:id="115" w:author="PR Preview" w:date="2026-01-01T00:00:00Z">
-        <w:r>
-          <w:t xml:space="preserve"> </w:t>
-        </w:r>
-      </w:ins>
-      <w:ins w:id="116" w:author="PR Preview" w:date="2026-01-01T00:00:00Z">
-        <w:r>
-          <w:t xml:space="preserve">and because LOOCV is not random (</w:t>
-        </w:r>
-      </w:ins>
-      <w:hyperlink w:anchor="sol-loocv">
-        <w:ins w:id="117" w:author="PR Preview" w:date="2026-01-01T00:00:00Z">
-          <w:r>
-            <w:rPr>
-              <w:rStyle w:val="Hyperlink"/>
-            </w:rPr>
-            <w:t xml:space="preserve">Solution 9</w:t>
-          </w:r>
-        </w:ins>
       </w:hyperlink>
-      <w:ins w:id="118" w:author="PR Preview" w:date="2026-01-01T00:00:00Z">
-        <w:r>
-          <w:t xml:space="preserve">),</w:t>
-        </w:r>
-      </w:ins>
-      <w:ins w:id="119" w:author="PR Preview" w:date="2026-01-01T00:00:00Z">
-        <w:r>
-          <w:t xml:space="preserve"> </w:t>
-        </w:r>
-      </w:ins>
-      <w:ins w:id="120" w:author="PR Preview" w:date="2026-01-01T00:00:00Z">
-        <w:r>
-          <w:t xml:space="preserve">rerunning it always gives the same choice.</w:t>
-        </w:r>
-      </w:ins>
+      <w:r>
+        <w:t xml:space="preserve">),</w:t>
+      </w:r>
+      <w:r>
+        <w:t xml:space="preserve"> </w:t>
+      </w:r>
+      <w:r>
+        <w:t xml:space="preserve">rerunning it always gives the same choice.</w:t>
+      </w:r>
     </w:p>
     <w:bookmarkEnd w:id="209"/>
     <w:bookmarkStart w:id="210" w:name="rem-loocv"/>
